--- a/src/REPORT.docx
+++ b/src/REPORT.docx
@@ -512,15 +512,21 @@
                 <w:szCs w:val="24"/>
               </w:rPr>
             </w:pPr>
-            <w:proofErr w:type="gramStart"/>
-            <w:r>
-              <w:rPr>
-                <w:b/>
-                <w:bCs/>
-                <w:sz w:val="24"/>
-                <w:szCs w:val="24"/>
-              </w:rPr>
-              <w:t>Ω</w:t>
+            <w:r>
+              <w:rPr>
+                <w:iCs/>
+                <w:sz w:val="24"/>
+                <w:szCs w:val="24"/>
+              </w:rPr>
+              <w:t>Θ</w:t>
+            </w:r>
+            <w:r>
+              <w:rPr>
+                <w:iCs/>
+                <w:sz w:val="24"/>
+                <w:szCs w:val="24"/>
+              </w:rPr>
+              <w:t xml:space="preserve"> </w:t>
             </w:r>
             <w:r>
               <w:rPr>
@@ -531,7 +537,6 @@
               <w:t>(</w:t>
             </w:r>
             <w:proofErr w:type="spellStart"/>
-            <w:proofErr w:type="gramEnd"/>
             <w:r>
               <w:rPr>
                 <w:iCs/>
@@ -927,25 +932,31 @@
                 <w:szCs w:val="24"/>
               </w:rPr>
             </w:pPr>
+            <w:r>
+              <w:rPr>
+                <w:iCs/>
+                <w:sz w:val="24"/>
+                <w:szCs w:val="24"/>
+              </w:rPr>
+              <w:t>Θ</w:t>
+            </w:r>
+            <w:r>
+              <w:rPr>
+                <w:iCs/>
+                <w:sz w:val="24"/>
+                <w:szCs w:val="24"/>
+              </w:rPr>
+              <w:t xml:space="preserve"> </w:t>
+            </w:r>
             <w:proofErr w:type="gramStart"/>
             <w:r>
               <w:rPr>
-                <w:b/>
-                <w:bCs/>
-                <w:sz w:val="24"/>
-                <w:szCs w:val="24"/>
-              </w:rPr>
-              <w:t>Ω</w:t>
-            </w:r>
-            <w:r>
-              <w:rPr>
                 <w:iCs/>
                 <w:sz w:val="24"/>
                 <w:szCs w:val="24"/>
               </w:rPr>
               <w:t xml:space="preserve">( </w:t>
             </w:r>
-            <w:proofErr w:type="spellStart"/>
             <w:r>
               <w:rPr>
                 <w:iCs/>
@@ -955,7 +966,6 @@
               </w:rPr>
               <w:t>n</w:t>
             </w:r>
-            <w:proofErr w:type="spellEnd"/>
             <w:proofErr w:type="gramEnd"/>
             <w:r>
               <w:rPr>
@@ -1469,15 +1479,7 @@
                 <w:sz w:val="24"/>
                 <w:szCs w:val="24"/>
               </w:rPr>
-              <w:t>)</w:t>
-            </w:r>
-            <w:r>
-              <w:rPr>
-                <w:iCs/>
-                <w:sz w:val="24"/>
-                <w:szCs w:val="24"/>
-              </w:rPr>
-              <w:t xml:space="preserve"> (</w:t>
+              <w:t>) (</w:t>
             </w:r>
             <w:r>
               <w:rPr>
@@ -1958,25 +1960,7 @@
           <w:szCs w:val="24"/>
           <w:lang w:val="en-US"/>
         </w:rPr>
-        <w:t xml:space="preserve">T(n) = </w:t>
-      </w:r>
-      <w:r>
-        <w:rPr>
-          <w:iCs/>
-          <w:sz w:val="24"/>
-          <w:szCs w:val="24"/>
-          <w:lang w:val="en-US"/>
-        </w:rPr>
-        <w:t>1</w:t>
-      </w:r>
-      <w:r>
-        <w:rPr>
-          <w:iCs/>
-          <w:sz w:val="24"/>
-          <w:szCs w:val="24"/>
-          <w:lang w:val="en-US"/>
-        </w:rPr>
-        <w:t>*T(n\2) + O(</w:t>
+        <w:t>T(n) = 1*T(n\2) + O(</w:t>
       </w:r>
       <w:proofErr w:type="gramStart"/>
       <w:r>
@@ -2057,25 +2041,7 @@
           <w:lang w:val="en-US"/>
         </w:rPr>
         <w:lastRenderedPageBreak/>
-        <w:t xml:space="preserve">case </w:t>
-      </w:r>
-      <w:r>
-        <w:rPr>
-          <w:iCs/>
-          <w:sz w:val="24"/>
-          <w:szCs w:val="24"/>
-          <w:lang w:val="en-US"/>
-        </w:rPr>
-        <w:t>3</w:t>
-      </w:r>
-      <w:r>
-        <w:rPr>
-          <w:iCs/>
-          <w:sz w:val="24"/>
-          <w:szCs w:val="24"/>
-          <w:lang w:val="en-US"/>
-        </w:rPr>
-        <w:t xml:space="preserve"> </w:t>
+        <w:t xml:space="preserve">case 3 </w:t>
       </w:r>
       <w:proofErr w:type="gramStart"/>
       <w:r>
@@ -2158,6 +2124,7 @@
       <w:r>
         <w:rPr>
           <w:iCs/>
+          <w:noProof/>
           <w:sz w:val="24"/>
           <w:szCs w:val="24"/>
           <w:lang w:val="en-US"/>
@@ -2232,6 +2199,7 @@
       <w:r>
         <w:rPr>
           <w:iCs/>
+          <w:noProof/>
           <w:sz w:val="24"/>
           <w:szCs w:val="24"/>
           <w:lang w:val="en-US"/>
@@ -2308,6 +2276,7 @@
       <w:r>
         <w:rPr>
           <w:iCs/>
+          <w:noProof/>
           <w:sz w:val="24"/>
           <w:szCs w:val="24"/>
           <w:lang w:val="en-US"/>
@@ -2366,6 +2335,7 @@
       <w:r>
         <w:rPr>
           <w:iCs/>
+          <w:noProof/>
           <w:sz w:val="24"/>
           <w:szCs w:val="24"/>
           <w:lang w:val="en-US"/>
@@ -3182,6 +3152,7 @@
   <w:style w:type="character" w:default="1" w:styleId="a0">
     <w:name w:val="Default Paragraph Font"/>
     <w:uiPriority w:val="1"/>
+    <w:semiHidden/>
     <w:unhideWhenUsed/>
   </w:style>
   <w:style w:type="table" w:default="1" w:styleId="a1">
